--- a/projects/TRD-EHR/paper1-trd-prediction/parts/manuscript/06-discussion.docx
+++ b/projects/TRD-EHR/paper1-trd-prediction/parts/manuscript/06-discussion.docx
@@ -2,7 +2,7 @@
 <file path=word/document.xml><?xml version="1.0" encoding="utf-8"?>
 <w:document xmlns:w="http://schemas.openxmlformats.org/wordprocessingml/2006/main" xmlns:m="http://schemas.openxmlformats.org/officeDocument/2006/math" xmlns:r="http://schemas.openxmlformats.org/officeDocument/2006/relationships" xmlns:o="urn:schemas-microsoft-com:office:office" xmlns:v="urn:schemas-microsoft-com:vml" xmlns:w10="urn:schemas-microsoft-com:office:word" xmlns:a="http://schemas.openxmlformats.org/drawingml/2006/main" xmlns:pic="http://schemas.openxmlformats.org/drawingml/2006/picture" xmlns:wp="http://schemas.openxmlformats.org/drawingml/2006/wordprocessingDrawing">
   <w:body>
-    <w:bookmarkStart w:id="25" w:name="discussion"/>
+    <w:bookmarkStart w:id="26" w:name="discussion"/>
     <w:p>
       <w:pPr>
         <w:pStyle w:val="Heading1"/>
@@ -105,12 +105,62 @@
       </w:r>
     </w:p>
     <w:bookmarkEnd w:id="22"/>
-    <w:bookmarkStart w:id="23" w:name="implications-and-next-steps"/>
+    <w:bookmarkStart w:id="23" w:name="interpreting-nearest-neighbor-retrieval"/>
     <w:p>
       <w:pPr>
         <w:pStyle w:val="Heading2"/>
       </w:pPr>
       <w:r>
+        <w:t xml:space="preserve">Interpreting Nearest-Neighbor Retrieval</w:t>
+      </w:r>
+    </w:p>
+    <w:p>
+      <w:pPr>
+        <w:pStyle w:val="FirstParagraph"/>
+      </w:pPr>
+      <w:r>
+        <w:t xml:space="preserve">Retrieval shows that the embeddings place patients with similar outcomes near each other. Randomly chosen neighbors gave chance discrimination, and nearest neighbors rose well above it for every encoder. A trained logistic regression on the same embedding still did better at every neighborhood size.</w:t>
+      </w:r>
+    </w:p>
+    <w:p>
+      <w:pPr>
+        <w:pStyle w:val="BodyText"/>
+      </w:pPr>
+      <w:r>
+        <w:t xml:space="preserve">The number of neighbors works like a smoothing setting. With 1 neighbor, a patient’s risk is another patient’s 0 or 1 outcome, which is mostly noise. Averaging more neighbors steadies the estimate. That is why both nearest-neighbor curves rose from near chance at k = 1 for every encoder. Past a few hundred neighbors, the added patients are less alike in outcome risk, and plain cosine retrieval drifted down. The best k is therefore not a count of patient types or risk factors. It need not match the number of embedding dimensions a model relies on, and in these 4 encoders it did not.</w:t>
+      </w:r>
+    </w:p>
+    <w:p>
+      <w:pPr>
+        <w:pStyle w:val="BodyText"/>
+      </w:pPr>
+      <w:r>
+        <w:t xml:space="preserve">Weighting by logistic-regression coefficients changes which patients count as close. Plain cosine similarity reflects everything in the narrative, including content unrelated to the outcome. The weighted metric emphasizes the dimensions the classifier found predictive. Learning a distance from the outcome is an established way to improve nearest-neighbor prediction [30]. It also means the weighted metric borrows from a supervised model, so its gains are not a property of the pretrained encoder alone.</w:t>
+      </w:r>
+    </w:p>
+    <w:p>
+      <w:pPr>
+        <w:pStyle w:val="BodyText"/>
+      </w:pPr>
+      <w:r>
+        <w:t xml:space="preserve">Weighted retrieval still trails the logistic regression, and one reason is built into the weights. They keep the size of each coefficient but drop its sign. The classifier instead adds signed contributions into one score, so 2 patients can reach the same predicted risk through different features. Those 2 patients need not be close under the weighted similarity.</w:t>
+      </w:r>
+    </w:p>
+    <w:p>
+      <w:pPr>
+        <w:pStyle w:val="BodyText"/>
+      </w:pPr>
+      <w:r>
+        <w:t xml:space="preserve">Two cautions limit these interpretations. First, best k and the maxima were chosen on the test patients, and choosing a setting in the same patients it is scored on overstates performance [31]. A fair test would fit the weights and choose k inside the training data, for example by nested cross-validation, then score held-out patients once. Second, similar records are not similar biology. Neighbors share recorded psychiatric history, medication burden, prior treatment, and patterns of care. Retrieval does not identify TRD subtypes, and it cannot separate failed treatment from switching for tolerability, access, or prescribing habits. Likewise, the lower results for bge-small-en-v1.5 do not show that fewer dimensions caused them, because the encoders also differ in architecture and training.</w:t>
+      </w:r>
+    </w:p>
+    <w:bookmarkEnd w:id="23"/>
+    <w:bookmarkStart w:id="24" w:name="implications-and-next-steps"/>
+    <w:p>
+      <w:pPr>
+        <w:pStyle w:val="Heading2"/>
+      </w:pPr>
+      <w:r>
         <w:t xml:space="preserve">Implications and Next Steps</w:t>
       </w:r>
     </w:p>
@@ -122,8 +172,8 @@
         <w:t xml:space="preserve">The current findings are useful, but the results do not support clinical deployment. The next steps are to validate the switching phenotype against treatment histories and symptom change, then evaluate frozen pipelines in temporal and external cohorts. Evaluation should compare embeddings with compact psychiatric-history, medication, and utilization baselines and report precision–recall performance, individual-level calibration, subgroup errors, and decision-analytic net benefit at prespecified thresholds. However, for an embedding pipeline to justify its added complexity, it should improve prediction, transportability, or clinical workflow beyond a simpler model. It is also possible that a more clinically informative prediction target may be as impactful for future investigations as a more elaborate representation of the case embedding.</w:t>
       </w:r>
     </w:p>
-    <w:bookmarkEnd w:id="23"/>
-    <w:bookmarkStart w:id="24" w:name="conclusions"/>
+    <w:bookmarkEnd w:id="24"/>
+    <w:bookmarkStart w:id="25" w:name="conclusions"/>
     <w:p>
       <w:pPr>
         <w:pStyle w:val="Heading2"/>
@@ -140,8 +190,8 @@
         <w:t xml:space="preserve">At the index antidepressant prescription, structured feature vectors and narrative embeddings provided modest discrimination for a subsequent treatment-switching proxy for TRD, without demonstrated superiority of the strongest embedded model. Performance depended on the classifier. Progress toward clinical use requires better validation of the outcome and evidence that prediction improves decisions across patients and health systems.</w:t>
       </w:r>
     </w:p>
-    <w:bookmarkEnd w:id="24"/>
     <w:bookmarkEnd w:id="25"/>
+    <w:bookmarkEnd w:id="26"/>
     <w:sectPr>
       <w:pgSz w:h="15840" w:w="12240"/>
       <w:pgMar w:bottom="1440" w:footer="708" w:gutter="0" w:header="708" w:left="1800" w:right="1800" w:top="1440"/>
@@ -353,14 +403,14 @@
     </w:lvl>
   </w:abstractNum>
   <w:abstractNum w:abstractNumId="990">
-    <w:nsid w:val="2c1ae401"/>
+    <w:nsid w:val="0000A990"/>
     <w:multiLevelType w:val="multilevel"/>
     <w:lvl w:ilvl="0">
       <w:numFmt w:val="bullet"/>
       <w:lvlText w:val=" "/>
       <w:lvlJc w:val="left"/>
       <w:pPr>
-        <w:ind w:left="720" w:hanging="480"/>
+        <w:ind w:left="720" w:hanging="360"/>
       </w:pPr>
     </w:lvl>
     <w:lvl w:ilvl="1">
@@ -368,7 +418,7 @@
       <w:lvlText w:val=" "/>
       <w:lvlJc w:val="left"/>
       <w:pPr>
-        <w:ind w:left="1440" w:hanging="480"/>
+        <w:ind w:left="1440" w:hanging="360"/>
       </w:pPr>
     </w:lvl>
     <w:lvl w:ilvl="2">
@@ -376,7 +426,7 @@
       <w:lvlText w:val=" "/>
       <w:lvlJc w:val="left"/>
       <w:pPr>
-        <w:ind w:left="2160" w:hanging="480"/>
+        <w:ind w:left="2160" w:hanging="360"/>
       </w:pPr>
     </w:lvl>
     <w:lvl w:ilvl="3">
@@ -384,7 +434,7 @@
       <w:lvlText w:val=" "/>
       <w:lvlJc w:val="left"/>
       <w:pPr>
-        <w:ind w:left="2880" w:hanging="480"/>
+        <w:ind w:left="2880" w:hanging="360"/>
       </w:pPr>
     </w:lvl>
     <w:lvl w:ilvl="4">
@@ -392,7 +442,7 @@
       <w:lvlText w:val=" "/>
       <w:lvlJc w:val="left"/>
       <w:pPr>
-        <w:ind w:left="3600" w:hanging="480"/>
+        <w:ind w:left="3600" w:hanging="360"/>
       </w:pPr>
     </w:lvl>
     <w:lvl w:ilvl="5">
@@ -400,7 +450,7 @@
       <w:lvlText w:val=" "/>
       <w:lvlJc w:val="left"/>
       <w:pPr>
-        <w:ind w:left="4320" w:hanging="480"/>
+        <w:ind w:left="4320" w:hanging="360"/>
       </w:pPr>
     </w:lvl>
     <w:lvl w:ilvl="6">
@@ -408,7 +458,7 @@
       <w:lvlText w:val=" "/>
       <w:lvlJc w:val="left"/>
       <w:pPr>
-        <w:ind w:left="5040" w:hanging="480"/>
+        <w:ind w:left="5040" w:hanging="360"/>
       </w:pPr>
     </w:lvl>
     <w:lvl w:ilvl="7">
@@ -416,7 +466,7 @@
       <w:lvlText w:val=" "/>
       <w:lvlJc w:val="left"/>
       <w:pPr>
-        <w:ind w:left="5760" w:hanging="480"/>
+        <w:ind w:left="5760" w:hanging="360"/>
       </w:pPr>
     </w:lvl>
     <w:lvl w:ilvl="8">
@@ -424,7 +474,7 @@
       <w:lvlText w:val=" "/>
       <w:lvlJc w:val="left"/>
       <w:pPr>
-        <w:ind w:left="6480" w:hanging="480"/>
+        <w:ind w:left="6480" w:hanging="360"/>
       </w:pPr>
     </w:lvl>
   </w:abstractNum>
@@ -1175,8 +1225,8 @@
     <w:name w:val="KeywordTok"/>
     <w:basedOn w:val="VerbatimChar"/>
     <w:rPr>
+      <w:b/>
       <w:color w:val="007020"/>
-      <w:b/>
     </w:rPr>
   </w:style>
   <w:style w:type="character" w:customStyle="1" w:styleId="DataTypeTok">
@@ -1252,40 +1302,43 @@
   <w:style w:type="character" w:customStyle="1" w:styleId="ImportTok">
     <w:name w:val="ImportTok"/>
     <w:basedOn w:val="VerbatimChar"/>
-    <w:rPr/>
+    <w:rPr>
+      <w:b/>
+      <w:color w:val="008000"/>
+    </w:rPr>
   </w:style>
   <w:style w:type="character" w:customStyle="1" w:styleId="CommentTok">
     <w:name w:val="CommentTok"/>
     <w:basedOn w:val="VerbatimChar"/>
     <w:rPr>
+      <w:i/>
       <w:color w:val="60a0b0"/>
-      <w:i/>
     </w:rPr>
   </w:style>
   <w:style w:type="character" w:customStyle="1" w:styleId="DocumentationTok">
     <w:name w:val="DocumentationTok"/>
     <w:basedOn w:val="VerbatimChar"/>
     <w:rPr>
+      <w:i/>
       <w:color w:val="ba2121"/>
-      <w:i/>
     </w:rPr>
   </w:style>
   <w:style w:type="character" w:customStyle="1" w:styleId="AnnotationTok">
     <w:name w:val="AnnotationTok"/>
     <w:basedOn w:val="VerbatimChar"/>
     <w:rPr>
+      <w:b/>
+      <w:i/>
       <w:color w:val="60a0b0"/>
-      <w:b/>
-      <w:i/>
     </w:rPr>
   </w:style>
   <w:style w:type="character" w:customStyle="1" w:styleId="CommentVarTok">
     <w:name w:val="CommentVarTok"/>
     <w:basedOn w:val="VerbatimChar"/>
     <w:rPr>
+      <w:b/>
+      <w:i/>
       <w:color w:val="60a0b0"/>
-      <w:b/>
-      <w:i/>
     </w:rPr>
   </w:style>
   <w:style w:type="character" w:customStyle="1" w:styleId="OtherTok">
@@ -1313,8 +1366,8 @@
     <w:name w:val="ControlFlowTok"/>
     <w:basedOn w:val="VerbatimChar"/>
     <w:rPr>
+      <w:b/>
       <w:color w:val="007020"/>
-      <w:b/>
     </w:rPr>
   </w:style>
   <w:style w:type="character" w:customStyle="1" w:styleId="OperatorTok">
@@ -1327,7 +1380,9 @@
   <w:style w:type="character" w:customStyle="1" w:styleId="BuiltInTok">
     <w:name w:val="BuiltInTok"/>
     <w:basedOn w:val="VerbatimChar"/>
-    <w:rPr/>
+    <w:rPr>
+      <w:color w:val="008000"/>
+    </w:rPr>
   </w:style>
   <w:style w:type="character" w:customStyle="1" w:styleId="ExtensionTok">
     <w:name w:val="ExtensionTok"/>
@@ -1357,34 +1412,34 @@
     <w:name w:val="InformationTok"/>
     <w:basedOn w:val="VerbatimChar"/>
     <w:rPr>
+      <w:b/>
+      <w:i/>
       <w:color w:val="60a0b0"/>
-      <w:b/>
-      <w:i/>
     </w:rPr>
   </w:style>
   <w:style w:type="character" w:customStyle="1" w:styleId="WarningTok">
     <w:name w:val="WarningTok"/>
     <w:basedOn w:val="VerbatimChar"/>
     <w:rPr>
+      <w:b/>
+      <w:i/>
       <w:color w:val="60a0b0"/>
-      <w:b/>
-      <w:i/>
     </w:rPr>
   </w:style>
   <w:style w:type="character" w:customStyle="1" w:styleId="AlertTok">
     <w:name w:val="AlertTok"/>
     <w:basedOn w:val="VerbatimChar"/>
     <w:rPr>
+      <w:b/>
       <w:color w:val="ff0000"/>
-      <w:b/>
     </w:rPr>
   </w:style>
   <w:style w:type="character" w:customStyle="1" w:styleId="ErrorTok">
     <w:name w:val="ErrorTok"/>
     <w:basedOn w:val="VerbatimChar"/>
     <w:rPr>
+      <w:b/>
       <w:color w:val="ff0000"/>
-      <w:b/>
     </w:rPr>
   </w:style>
   <w:style w:type="character" w:customStyle="1" w:styleId="NormalTok">
